--- a/Claude Code 駆動開発テンプレート/plan.md (開発計画・進捗管理テンプレート).docx
+++ b/Claude Code 駆動開発テンプレート/plan.md (開発計画・進捗管理テンプレート).docx
@@ -47,14 +47,13 @@
           <w:bCs w:val="1"/>
           <w:rtl w:val="0"/>
         </w:rPr>
-        <w:t xml:space="preserve">サービス名</w:t>
-      </w:r>
-      <w:r>
-        <w:rPr>
-          <w:rFonts w:ascii="Arial Unicode MS" w:cs="Arial Unicode MS" w:eastAsia="Arial Unicode MS" w:hAnsi="Arial Unicode MS"/>
-          <w:rtl w:val="0"/>
-        </w:rPr>
-        <w:t xml:space="preserve">: [サービス名を記入]</w:t>
+        <w:t>サービス名: 昭和建設工業 人事評価システム</w:t>
+      </w:r>
+      <w:r>
+        <w:rPr>
+          <w:rFonts w:ascii="Arial Unicode MS" w:cs="Arial Unicode MS" w:eastAsia="Arial Unicode MS" w:hAnsi="Arial Unicode MS"/>
+          <w:rtl w:val="0"/>
+        </w:rPr>
       </w:r>
     </w:p>
     <w:p>
@@ -72,14 +71,13 @@
           <w:bCs w:val="1"/>
           <w:rtl w:val="0"/>
         </w:rPr>
-        <w:t xml:space="preserve">目的・解決する課題</w:t>
-      </w:r>
-      <w:r>
-        <w:rPr>
-          <w:rFonts w:ascii="Arial Unicode MS" w:cs="Arial Unicode MS" w:eastAsia="Arial Unicode MS" w:hAnsi="Arial Unicode MS"/>
-          <w:rtl w:val="0"/>
-        </w:rPr>
-        <w:t xml:space="preserve">: [作成したいウェブサービスやアプリの概要・解決する課題]</w:t>
+        <w:t>目的・解決する課題: 建設会社（昭和建設工業株式会社）における日報・週報の記録と、それをもとにした人事評価作成を効率化する。日々の日報・週報の入力内容をAI（Anthropic Claude API）が読み解いて週次の評価ドラフト（項目別スコア＋コメント）を自動生成し、最終的な評価判断は引き続き上長が行う仕組みを構築する。</w:t>
+      </w:r>
+      <w:r>
+        <w:rPr>
+          <w:rFonts w:ascii="Arial Unicode MS" w:cs="Arial Unicode MS" w:eastAsia="Arial Unicode MS" w:hAnsi="Arial Unicode MS"/>
+          <w:rtl w:val="0"/>
+        </w:rPr>
       </w:r>
     </w:p>
     <w:p>
@@ -97,14 +95,13 @@
           <w:bCs w:val="1"/>
           <w:rtl w:val="0"/>
         </w:rPr>
-        <w:t xml:space="preserve">ターゲットユーザー</w:t>
-      </w:r>
-      <w:r>
-        <w:rPr>
-          <w:rFonts w:ascii="Arial Unicode MS" w:cs="Arial Unicode MS" w:eastAsia="Arial Unicode MS" w:hAnsi="Arial Unicode MS"/>
-          <w:rtl w:val="0"/>
-        </w:rPr>
-        <w:t xml:space="preserve">: [主要な利用ユーザー像]</w:t>
+        <w:t>ターゲットユーザー: 昭和建設工業の現場社員（日報・週報を入力する側）、および上長・管理者（部下の日報・週報・AI週次評価を閲覧し、最終評価を確定する側）</w:t>
+      </w:r>
+      <w:r>
+        <w:rPr>
+          <w:rFonts w:ascii="Arial Unicode MS" w:cs="Arial Unicode MS" w:eastAsia="Arial Unicode MS" w:hAnsi="Arial Unicode MS"/>
+          <w:rtl w:val="0"/>
+        </w:rPr>
       </w:r>
     </w:p>
     <w:p>
@@ -122,14 +119,13 @@
           <w:bCs w:val="1"/>
           <w:rtl w:val="0"/>
         </w:rPr>
-        <w:t xml:space="preserve">最終的な理想系 (ゴール)</w:t>
-      </w:r>
-      <w:r>
-        <w:rPr>
-          <w:rFonts w:ascii="Arial Unicode MS" w:cs="Arial Unicode MS" w:eastAsia="Arial Unicode MS" w:hAnsi="Arial Unicode MS"/>
-          <w:rtl w:val="0"/>
-        </w:rPr>
-        <w:t xml:space="preserve">: [完成時の成果物イメージ]</w:t>
+        <w:t>最終的な理想系 (ゴール): 社員は週報を提出するだけで、AIがその週の働きぶりを分析・評価する。週次評価が積み上がり、期末には評価シートのたたき台が自動生成され、上長はそれを確認・調整するだけで評価業務が完了する。</w:t>
+      </w:r>
+      <w:r>
+        <w:rPr>
+          <w:rFonts w:ascii="Arial Unicode MS" w:cs="Arial Unicode MS" w:eastAsia="Arial Unicode MS" w:hAnsi="Arial Unicode MS"/>
+          <w:rtl w:val="0"/>
+        </w:rPr>
       </w:r>
     </w:p>
     <w:p>
@@ -202,14 +198,13 @@
           <w:bCs w:val="1"/>
           <w:rtl w:val="0"/>
         </w:rPr>
-        <w:t xml:space="preserve">デザイン方針</w:t>
-      </w:r>
-      <w:r>
-        <w:rPr>
-          <w:rFonts w:ascii="Arial Unicode MS" w:cs="Arial Unicode MS" w:eastAsia="Arial Unicode MS" w:hAnsi="Arial Unicode MS"/>
-          <w:rtl w:val="0"/>
-        </w:rPr>
-        <w:t xml:space="preserve">: [シンプル / モダン / ポップ / ビジネス等]</w:t>
+        <w:t>デザイン方針: モダン・ビジネス（初期実装）→ TickTickアプリを参考にしたライトテーマへ全面刷新 → 最終的にshadcn/ui（New Yorkスタイル）を土台とした全画面の再構築。ブランドカラーはブルー（#2563eb）で一貫。</w:t>
+      </w:r>
+      <w:r>
+        <w:rPr>
+          <w:rFonts w:ascii="Arial Unicode MS" w:cs="Arial Unicode MS" w:eastAsia="Arial Unicode MS" w:hAnsi="Arial Unicode MS"/>
+          <w:rtl w:val="0"/>
+        </w:rPr>
       </w:r>
     </w:p>
     <w:p>
@@ -227,14 +222,13 @@
           <w:bCs w:val="1"/>
           <w:rtl w:val="0"/>
         </w:rPr>
-        <w:t xml:space="preserve">プロトタイプ/参考デザイン</w:t>
-      </w:r>
-      <w:r>
-        <w:rPr>
-          <w:rFonts w:ascii="Arial Unicode MS" w:cs="Arial Unicode MS" w:eastAsia="Arial Unicode MS" w:hAnsi="Arial Unicode MS"/>
-          <w:rtl w:val="0"/>
-        </w:rPr>
-        <w:t xml:space="preserve">: [v0.devで生成したUIコード / 参考URL等]</w:t>
+        <w:t>プロトタイプ/参考デザイン: v0.devは未使用。ユーザー提供のTickTickアプリのスクリーンショットを参考にライトテーマへ再設計し、最終フェーズでshadcn/ui標準コンポーネント（Button/Card/Input/Table/Sidebar等）へ全画面を作り直した。ui.shadcn.comへのネットワークアクセスが本環境で制限されていたため、CLIは使わずコンポーネントをRadix UI + cvaで手動実装。</w:t>
+      </w:r>
+      <w:r>
+        <w:rPr>
+          <w:rFonts w:ascii="Arial Unicode MS" w:cs="Arial Unicode MS" w:eastAsia="Arial Unicode MS" w:hAnsi="Arial Unicode MS"/>
+          <w:rtl w:val="0"/>
+        </w:rPr>
       </w:r>
     </w:p>
     <w:p>
@@ -252,14 +246,13 @@
           <w:bCs w:val="1"/>
           <w:rtl w:val="0"/>
         </w:rPr>
-        <w:t xml:space="preserve">画面・セクション構成</w:t>
-      </w:r>
-      <w:r>
-        <w:rPr>
-          <w:rFonts w:ascii="Arial Unicode MS" w:cs="Arial Unicode MS" w:eastAsia="Arial Unicode MS" w:hAnsi="Arial Unicode MS"/>
-          <w:rtl w:val="0"/>
-        </w:rPr>
-        <w:t xml:space="preserve">:壁打ちで決定する</w:t>
+        <w:t>画面・セクション構成: ログイン / ホーム（ダッシュボード） / 日報入力 / 週報入力（AI評価生成） / AI週次評価 一覧・詳細 / チーム（上長・管理者向け：部下の日報・週報・AI評価の閲覧、メンバー詳細タブ）</w:t>
+      </w:r>
+      <w:r>
+        <w:rPr>
+          <w:rFonts w:ascii="Arial Unicode MS" w:cs="Arial Unicode MS" w:eastAsia="Arial Unicode MS" w:hAnsi="Arial Unicode MS"/>
+          <w:rtl w:val="0"/>
+        </w:rPr>
       </w:r>
     </w:p>
     <w:p>
@@ -332,13 +325,12 @@
           <w:bCs w:val="1"/>
           <w:rtl w:val="0"/>
         </w:rPr>
-        <w:t xml:space="preserve">フロントエンド/フレームワーク</w:t>
-      </w:r>
-      <w:r>
-        <w:rPr>
-          <w:rtl w:val="0"/>
-        </w:rPr>
-        <w:t xml:space="preserve">: Next.js, React, TypeScript</w:t>
+        <w:t>フロントエンド/フレームワーク: Next.js 16 (App Router), React 19, TypeScript</w:t>
+      </w:r>
+      <w:r>
+        <w:rPr>
+          <w:rtl w:val="0"/>
+        </w:rPr>
       </w:r>
     </w:p>
     <w:p>
@@ -356,13 +348,12 @@
           <w:bCs w:val="1"/>
           <w:rtl w:val="0"/>
         </w:rPr>
-        <w:t xml:space="preserve">UIライブラリ</w:t>
-      </w:r>
-      <w:r>
-        <w:rPr>
-          <w:rtl w:val="0"/>
-        </w:rPr>
-        <w:t xml:space="preserve">: Tailwind CSS, shadcn/ui</w:t>
+        <w:t>UIライブラリ: Tailwind CSS v4, shadcn/ui（Radix UIプリミティブ + class-variance-authority。ネットワーク制限によりCLIが使用不可のため、コンポーネントは手動実装）</w:t>
+      </w:r>
+      <w:r>
+        <w:rPr>
+          <w:rtl w:val="0"/>
+        </w:rPr>
       </w:r>
     </w:p>
     <w:p>
@@ -380,14 +371,13 @@
           <w:bCs w:val="1"/>
           <w:rtl w:val="0"/>
         </w:rPr>
-        <w:t xml:space="preserve">バックエンド / DB / 認証</w:t>
-      </w:r>
-      <w:r>
-        <w:rPr>
-          <w:rFonts w:ascii="Arial Unicode MS" w:cs="Arial Unicode MS" w:eastAsia="Arial Unicode MS" w:hAnsi="Arial Unicode MS"/>
-          <w:rtl w:val="0"/>
-        </w:rPr>
-        <w:t xml:space="preserve">: Supabase (または Clerk)</w:t>
+        <w:t>バックエンド / DB / 認証: Supabase (Postgres + Auth + Row Level Security)。Clerkは不採用（Supabase Authで認証要件を満たせたため、追加導入は不要と判断）</w:t>
+      </w:r>
+      <w:r>
+        <w:rPr>
+          <w:rFonts w:ascii="Arial Unicode MS" w:cs="Arial Unicode MS" w:eastAsia="Arial Unicode MS" w:hAnsi="Arial Unicode MS"/>
+          <w:rtl w:val="0"/>
+        </w:rPr>
       </w:r>
     </w:p>
     <w:p>
@@ -405,13 +395,18 @@
           <w:bCs w:val="1"/>
           <w:rtl w:val="0"/>
         </w:rPr>
-        <w:t xml:space="preserve">デプロイ</w:t>
-      </w:r>
-      <w:r>
-        <w:rPr>
-          <w:rtl w:val="0"/>
-        </w:rPr>
-        <w:t xml:space="preserve">: Vercel</w:t>
+        <w:t>デプロイ: 未実施（本セッションはダミー環境変数によるビルド検証のみ。今後Vercel等へのデプロイを想定）</w:t>
+      </w:r>
+      <w:r>
+        <w:rPr>
+          <w:rtl w:val="0"/>
+        </w:rPr>
+      </w:r>
+    </w:p>
+    <w:p>
+      <w:pPr/>
+      <w:r>
+        <w:t>AI: Anthropic Claude API (@anthropic-ai/sdk) — 週次評価ドラフト（スコア・コメント）の自動生成に使用</w:t>
       </w:r>
     </w:p>
     <w:p>
@@ -482,6 +477,12 @@
       </w:r>
     </w:p>
     <w:p>
+      <w:pPr/>
+      <w:r>
+        <w:t>※実際の開発順序はテンプレートの想定（v0.devでUI先行→機能実装）とは異なり、コア機能の実装を先に行い、その後デザインシステム→TickTick風ライトテーマ→ブルーアクセントという複数回のUI調整、最終的にshadcn/uiによる全面刷新という順序で進めた。</w:t>
+      </w:r>
+    </w:p>
+    <w:p>
       <w:pPr>
         <w:pStyle w:val="Heading3"/>
         <w:rPr/>
@@ -493,7 +494,7 @@
           <w:rFonts w:ascii="Arial Unicode MS" w:cs="Arial Unicode MS" w:eastAsia="Arial Unicode MS" w:hAnsi="Arial Unicode MS"/>
           <w:rtl w:val="0"/>
         </w:rPr>
-        <w:t xml:space="preserve">Phase 1: 初期UI &amp; ベース構築 (進捗: 0%)</w:t>
+        <w:t>Phase 1: 初期UI &amp; ベース構築 (進捗: 100%)</w:t>
       </w:r>
     </w:p>
     <w:p>
@@ -509,7 +510,7 @@
           <w:rFonts w:ascii="Arial Unicode MS" w:cs="Arial Unicode MS" w:eastAsia="Arial Unicode MS" w:hAnsi="Arial Unicode MS"/>
           <w:rtl w:val="0"/>
         </w:rPr>
-        <w:t xml:space="preserve">v0.devのエクスポートコードを取り込み、基本レイアウトの設置</w:t>
+        <w:t>v0.devは使用せず、Next.js App Router + Tailwind CSSでレイアウトを自前で構築</w:t>
       </w:r>
     </w:p>
     <w:p>
@@ -525,7 +526,7 @@
           <w:rFonts w:ascii="Arial Unicode MS" w:cs="Arial Unicode MS" w:eastAsia="Arial Unicode MS" w:hAnsi="Arial Unicode MS"/>
           <w:rtl w:val="0"/>
         </w:rPr>
-        <w:t xml:space="preserve">画面表示および基本コンポーネントの配置確認</w:t>
+        <w:t>ログイン画面・アプリシェル（サイドバー / モバイル下部タブバー）の実装</w:t>
       </w:r>
     </w:p>
     <w:p>
@@ -540,7 +541,7 @@
           <w:rFonts w:ascii="Arial Unicode MS" w:cs="Arial Unicode MS" w:eastAsia="Arial Unicode MS" w:hAnsi="Arial Unicode MS"/>
           <w:rtl w:val="0"/>
         </w:rPr>
-        <w:t xml:space="preserve">Phase 2: コア機能実装 (進捗: 0%)</w:t>
+        <w:t>Phase 2: コア機能実装 (進捗: 100%)</w:t>
       </w:r>
     </w:p>
     <w:p>
@@ -556,7 +557,7 @@
           <w:rFonts w:ascii="Arial Unicode MS" w:cs="Arial Unicode MS" w:eastAsia="Arial Unicode MS" w:hAnsi="Arial Unicode MS"/>
           <w:rtl w:val="0"/>
         </w:rPr>
-        <w:t xml:space="preserve">[メイン機能1] の実装</w:t>
+        <w:t>日報・週報の入力機能（Server Actions + Supabase）の実装</w:t>
       </w:r>
     </w:p>
     <w:p>
@@ -572,7 +573,7 @@
           <w:rFonts w:ascii="Arial Unicode MS" w:cs="Arial Unicode MS" w:eastAsia="Arial Unicode MS" w:hAnsi="Arial Unicode MS"/>
           <w:rtl w:val="0"/>
         </w:rPr>
-        <w:t xml:space="preserve">[メイン機能2] の実装</w:t>
+        <w:t>AI週次評価パイプライン（Claude APIによる項目別スコア・コメント生成）の実装</w:t>
       </w:r>
     </w:p>
     <w:p>
@@ -587,7 +588,7 @@
           <w:rFonts w:ascii="Arial Unicode MS" w:cs="Arial Unicode MS" w:eastAsia="Arial Unicode MS" w:hAnsi="Arial Unicode MS"/>
           <w:rtl w:val="0"/>
         </w:rPr>
-        <w:t xml:space="preserve">Phase 3: データ連携 &amp; 認証機能 (進捗: 0%)</w:t>
+        <w:t>Phase 3: データ連携 &amp; 認証機能 (進捗: 100%)</w:t>
       </w:r>
     </w:p>
     <w:p>
@@ -603,7 +604,7 @@
           <w:rFonts w:ascii="Arial Unicode MS" w:cs="Arial Unicode MS" w:eastAsia="Arial Unicode MS" w:hAnsi="Arial Unicode MS"/>
           <w:rtl w:val="0"/>
         </w:rPr>
-        <w:t xml:space="preserve">Supabase / Clerk を利用したユーザー認証・DB接続設定</w:t>
+        <w:t>Supabaseによるユーザー認証・Row Level Securityポリシーの実装</w:t>
       </w:r>
     </w:p>
     <w:p>
@@ -619,7 +620,7 @@
           <w:rFonts w:ascii="Arial Unicode MS" w:cs="Arial Unicode MS" w:eastAsia="Arial Unicode MS" w:hAnsi="Arial Unicode MS"/>
           <w:rtl w:val="0"/>
         </w:rPr>
-        <w:t xml:space="preserve">データの取得・保存処理の実装</w:t>
+        <w:t>上長・管理者向け「チーム」ダッシュボード（部下の日報・週報・AI評価の閲覧、RLS経由のアクセス制御）の実装</w:t>
       </w:r>
     </w:p>
     <w:p>
@@ -634,7 +635,7 @@
           <w:rFonts w:ascii="Arial Unicode MS" w:cs="Arial Unicode MS" w:eastAsia="Arial Unicode MS" w:hAnsi="Arial Unicode MS"/>
           <w:rtl w:val="0"/>
         </w:rPr>
-        <w:t xml:space="preserve">Phase 4: UI/UX調整 &amp; shadcn/uiの導入 (進捗: 0%)</w:t>
+        <w:t>Phase 4: UI/UX調整 &amp; shadcn/uiの導入 (進捗: 100%)</w:t>
       </w:r>
     </w:p>
     <w:p>
@@ -650,7 +651,7 @@
           <w:rFonts w:ascii="Arial Unicode MS" w:cs="Arial Unicode MS" w:eastAsia="Arial Unicode MS" w:hAnsi="Arial Unicode MS"/>
           <w:rtl w:val="0"/>
         </w:rPr>
-        <w:t xml:space="preserve">shadcn/ui によるインタラクティブ要素 (ダイアログ、スライダー、Dropdown等) の美化</w:t>
+        <w:t>モダンデザインシステム → TickTick風ライトテーマ → ブルーアクセントと、複数回のUIデザイン調整を実施</w:t>
       </w:r>
     </w:p>
     <w:p>
@@ -666,7 +667,7 @@
           <w:rFonts w:ascii="Arial Unicode MS" w:cs="Arial Unicode MS" w:eastAsia="Arial Unicode MS" w:hAnsi="Arial Unicode MS"/>
           <w:rtl w:val="0"/>
         </w:rPr>
-        <w:t xml:space="preserve">レスポンシブ対応および細かい見た目の調整</w:t>
+        <w:t>shadcn/ui（Radix UI + cva）を導入し、ログイン画面を含む全画面をshadcnコンポーネントベースで全面刷新</w:t>
       </w:r>
     </w:p>
     <w:p>
@@ -681,7 +682,7 @@
           <w:rFonts w:ascii="Arial Unicode MS" w:cs="Arial Unicode MS" w:eastAsia="Arial Unicode MS" w:hAnsi="Arial Unicode MS"/>
           <w:rtl w:val="0"/>
         </w:rPr>
-        <w:t xml:space="preserve">Phase 5: テスト・バグ修正・公開 (進捗: 0%)</w:t>
+        <w:t>Phase 5: テスト・バグ修正・公開 (進捗: 10%)</w:t>
       </w:r>
     </w:p>
     <w:p>
@@ -697,7 +698,7 @@
           <w:rFonts w:ascii="Arial Unicode MS" w:cs="Arial Unicode MS" w:eastAsia="Arial Unicode MS" w:hAnsi="Arial Unicode MS"/>
           <w:rtl w:val="0"/>
         </w:rPr>
-        <w:t xml:space="preserve">動作確認・バグ潰し</w:t>
+        <w:t>各画面についてビルド・型チェック・Playwrightによる見た目確認（デスクトップ/モバイル）を実施済み</w:t>
       </w:r>
     </w:p>
     <w:p>
@@ -713,7 +714,7 @@
           <w:rFonts w:ascii="Arial Unicode MS" w:cs="Arial Unicode MS" w:eastAsia="Arial Unicode MS" w:hAnsi="Arial Unicode MS"/>
           <w:rtl w:val="0"/>
         </w:rPr>
-        <w:t xml:space="preserve">Vercel へのデプロイと動作検証</w:t>
+        <w:t>Vercel等への本番デプロイは未実施（今後の課題）</w:t>
       </w:r>
     </w:p>
     <w:p>
@@ -822,14 +823,85 @@
           <w:bCs w:val="1"/>
           <w:rtl w:val="0"/>
         </w:rPr>
-        <w:t xml:space="preserve">[YYYY-MM-DD]</w:t>
-      </w:r>
-      <w:r>
-        <w:rPr>
-          <w:rFonts w:ascii="Arial Unicode MS" w:cs="Arial Unicode MS" w:eastAsia="Arial Unicode MS" w:hAnsi="Arial Unicode MS"/>
-          <w:rtl w:val="0"/>
-        </w:rPr>
-        <w:t xml:space="preserve">: [記録内容 / 解決したエラー / 仕様変更点]</w:t>
+        <w:t>[2026-08-06]: Phase1 MVP実装（日報/週報入力、AI週次評価生成・閲覧、Supabase認証） (7e63fbb)</w:t>
+      </w:r>
+      <w:r>
+        <w:rPr>
+          <w:rFonts w:ascii="Arial Unicode MS" w:cs="Arial Unicode MS" w:eastAsia="Arial Unicode MS" w:hAnsi="Arial Unicode MS"/>
+          <w:rtl w:val="0"/>
+        </w:rPr>
+      </w:r>
+    </w:p>
+    <w:p>
+      <w:pPr/>
+      <w:r>
+        <w:t>[2026-08-06]: モダンデザインシステムを導入し、新しいダッシュボードホーム画面を追加 (b1a2aa2)</w:t>
+      </w:r>
+    </w:p>
+    <w:p>
+      <w:pPr/>
+      <w:r>
+        <w:t>[2026-08-06]: TickTickアプリを参考にしたライトテーマへ全面リデザイン (c98e276)</w:t>
+      </w:r>
+    </w:p>
+    <w:p>
+      <w:pPr/>
+      <w:r>
+        <w:t>[2026-08-06]: アクセントカラーをオレンジ→ブルーへ変更 (f7d17e0)</w:t>
+      </w:r>
+    </w:p>
+    <w:p>
+      <w:pPr/>
+      <w:r>
+        <w:t>[2026-08-06]: 上長ダッシュボード（部下の日報/週報/AI評価閲覧、RLSポリシー追加）を実装 (c49091a)</w:t>
+      </w:r>
+    </w:p>
+    <w:p>
+      <w:pPr/>
+      <w:r>
+        <w:t>[2026-08-07]: Claude Code駆動開発テンプレートを追加（本ドキュメント一式） (760b147)</w:t>
+      </w:r>
+    </w:p>
+    <w:p>
+      <w:pPr/>
+      <w:r>
+        <w:t>[2026-08-06]: shadcn/ui基盤を導入し、アプリシェル（サイドバー/モバイルタブバー）をshadcn化 (25c0a4a)</w:t>
+      </w:r>
+    </w:p>
+    <w:p>
+      <w:pPr/>
+      <w:r>
+        <w:t>[2026-08-06]: ログイン画面のフォーム部品をshadcn化、エラー表示を赤字（text-destructive）に統一 (a959293)</w:t>
+      </w:r>
+    </w:p>
+    <w:p>
+      <w:pPr/>
+      <w:r>
+        <w:t>[2026-08-06]: ダッシュボードのstat/menuカードをshadcn化 (1d9eaaf)</w:t>
+      </w:r>
+    </w:p>
+    <w:p>
+      <w:pPr/>
+      <w:r>
+        <w:t>[2026-08-07]: 日報画面をshadcn化し、タイムラインをネイティブdetailsからCollapsibleに置き換え (b6af0ef)</w:t>
+      </w:r>
+    </w:p>
+    <w:p>
+      <w:pPr/>
+      <w:r>
+        <w:t>[2026-08-07]: 週報画面をshadcn化 (2cbba92)</w:t>
+      </w:r>
+    </w:p>
+    <w:p>
+      <w:pPr/>
+      <w:r>
+        <w:t>[2026-08-07]: AI週次評価画面をshadcn化（スコアバーをProgressコンポーネント化） (b3b2c27)</w:t>
+      </w:r>
+    </w:p>
+    <w:p>
+      <w:pPr/>
+      <w:r>
+        <w:t>[2026-08-07]: チーム画面をshadcn化（一覧をTableコンポーネントに変更） (af111f4)</w:t>
       </w:r>
     </w:p>
     <w:p>
